--- a/assets/labs/lab-12-report.docx
+++ b/assets/labs/lab-12-report.docx
@@ -9,21 +9,34 @@
       <w:r>
         <w:t>Lab 12 Report - Cable Forensics and Physical Network Media</w:t>
       </w:r>
+      <w:r>
+        <w:t xml:space="preserve"/>
+      </w:r>
+      <w:r>
+        <w:t/>
+      </w:r>
+      <w:r>
+        <w:t/>
+      </w:r>
     </w:p>
     <w:p>
       <w:pPr>
         <w:pStyle w:val="Heading2"/>
       </w:pPr>
       <w:r>
-        <w:t xml:space="preserve">Name: </w:t>
+        <w:t xml:space="preserve">Name:</w:t>
       </w:r>
     </w:p>
     <w:p>
       <w:pPr>
         <w:pStyle w:val="ListBullet"/>
+        <w:numPr>
+          <w:ilvl w:val="0"/>
+          <w:numId w:val="0"/>
+        </w:numPr>
       </w:pPr>
       <w:r>
-        <w:t xml:space="preserve">Lab Partners: </w:t>
+        <w:t xml:space="preserve">Lab Partners:</w:t>
       </w:r>
     </w:p>
     <w:p>
@@ -31,304 +44,490 @@
         <w:pStyle w:val="Heading1"/>
       </w:pPr>
       <w:r>
-        <w:t>Table 1 - Reference and Known Terminations (25)</w:t>
+        <w:t>Table 1 - Reference and Known Terminations (20)</w:t>
+      </w:r>
+      <w:r>
+        <w:t xml:space="preserve"/>
       </w:r>
     </w:p>
     <w:tbl>
       <w:tblPr>
         <w:tblStyle w:val="TableGrid"/>
-        <w:tblW w:type="auto" w:w="0"/>
-        <w:tblLook w:firstColumn="1" w:firstRow="1" w:lastColumn="0" w:lastRow="0" w:noHBand="0" w:noVBand="1" w:val="04A0"/>
+        <w:tblW w:w="0" w:type="auto"/>
+        <w:tblLook w:val="04A0" w:firstRow="1" w:lastRow="0" w:firstColumn="1" w:lastColumn="0" w:noHBand="0" w:noVBand="1"/>
       </w:tblPr>
       <w:tblGrid>
-        <w:gridCol w:w="1776"/>
-        <w:gridCol w:w="1776"/>
-        <w:gridCol w:w="1776"/>
-        <w:gridCol w:w="1776"/>
-        <w:gridCol w:w="1776"/>
-        <w:gridCol w:w="1776"/>
+        <w:gridCol w:w="1874"/>
+        <w:gridCol w:w="1692"/>
+        <w:gridCol w:w="1816"/>
+        <w:gridCol w:w="1816"/>
+        <w:gridCol w:w="1834"/>
+        <w:gridCol w:w="1840"/>
       </w:tblGrid>
       <w:tr>
+        <w:trPr>
+          <w:trHeight w:val="432"/>
+          <w:tblHeader/>
+        </w:trPr>
         <w:tc>
           <w:tcPr>
-            <w:tcW w:type="dxa" w:w="1776"/>
+            <w:tcW w:w="2352" w:type="dxa"/>
+            <w:shd w:val="clear" w:color="auto" w:fill="17324D"/>
+            <w:vAlign w:val="center"/>
           </w:tcPr>
           <w:p>
             <w:r>
+              <w:rPr>
+                <w:b/>
+                <w:color w:val="FFFFFF"/>
+              </w:rPr>
               <w:t>Condition</w:t>
             </w:r>
           </w:p>
         </w:tc>
         <w:tc>
           <w:tcPr>
-            <w:tcW w:type="dxa" w:w="1776"/>
+            <w:tcW w:w="2352" w:type="dxa"/>
+            <w:shd w:val="clear" w:color="auto" w:fill="17324D"/>
+            <w:vAlign w:val="center"/>
           </w:tcPr>
           <w:p>
             <w:r>
+              <w:rPr>
+                <w:b/>
+                <w:color w:val="FFFFFF"/>
+              </w:rPr>
               <w:t>Incident amplitude</w:t>
             </w:r>
           </w:p>
         </w:tc>
         <w:tc>
           <w:tcPr>
-            <w:tcW w:type="dxa" w:w="1776"/>
+            <w:tcW w:w="2352" w:type="dxa"/>
+            <w:shd w:val="clear" w:color="auto" w:fill="17324D"/>
+            <w:vAlign w:val="center"/>
           </w:tcPr>
           <w:p>
             <w:r>
+              <w:rPr>
+                <w:b/>
+                <w:color w:val="FFFFFF"/>
+              </w:rPr>
               <w:t>Reflection sign</w:t>
             </w:r>
           </w:p>
         </w:tc>
         <w:tc>
           <w:tcPr>
-            <w:tcW w:type="dxa" w:w="1776"/>
+            <w:tcW w:w="2352" w:type="dxa"/>
+            <w:shd w:val="clear" w:color="auto" w:fill="17324D"/>
+            <w:vAlign w:val="center"/>
           </w:tcPr>
           <w:p>
             <w:r>
+              <w:rPr>
+                <w:b/>
+                <w:color w:val="FFFFFF"/>
+              </w:rPr>
               <w:t>Delay</w:t>
             </w:r>
           </w:p>
         </w:tc>
         <w:tc>
           <w:tcPr>
-            <w:tcW w:type="dxa" w:w="1776"/>
+            <w:tcW w:w="2352" w:type="dxa"/>
+            <w:shd w:val="clear" w:color="auto" w:fill="17324D"/>
+            <w:vAlign w:val="center"/>
           </w:tcPr>
           <w:p>
             <w:r>
+              <w:rPr>
+                <w:b/>
+                <w:color w:val="FFFFFF"/>
+              </w:rPr>
               <w:t>Relative size</w:t>
             </w:r>
           </w:p>
         </w:tc>
         <w:tc>
           <w:tcPr>
-            <w:tcW w:type="dxa" w:w="1776"/>
+            <w:tcW w:w="2352" w:type="dxa"/>
+            <w:shd w:val="clear" w:color="auto" w:fill="17324D"/>
+            <w:vAlign w:val="center"/>
           </w:tcPr>
           <w:p>
             <w:r>
+              <w:rPr>
+                <w:b/>
+                <w:color w:val="FFFFFF"/>
+              </w:rPr>
               <w:t>Interpretation</w:t>
             </w:r>
           </w:p>
         </w:tc>
       </w:tr>
       <w:tr>
+        <w:trPr>
+          <w:trHeight w:val="490"/>
+        </w:trPr>
         <w:tc>
           <w:tcPr>
-            <w:tcW w:type="dxa" w:w="1776"/>
+            <w:tcW w:w="2352" w:type="dxa"/>
+            <w:vAlign w:val="center"/>
           </w:tcPr>
           <w:p>
             <w:r>
+              <w:rPr>
+                <w:b w:val="0"/>
+              </w:rPr>
               <w:t>Direct</w:t>
             </w:r>
           </w:p>
         </w:tc>
         <w:tc>
           <w:tcPr>
-            <w:tcW w:type="dxa" w:w="1776"/>
+            <w:tcW w:w="2352" w:type="dxa"/>
+            <w:vAlign w:val="center"/>
           </w:tcPr>
-          <w:p/>
+          <w:p>
+            <w:r>
+              <w:rPr>
+                <w:b w:val="0"/>
+              </w:rPr>
+            </w:r>
+          </w:p>
         </w:tc>
         <w:tc>
           <w:tcPr>
-            <w:tcW w:type="dxa" w:w="1776"/>
+            <w:tcW w:w="2352" w:type="dxa"/>
+            <w:vAlign w:val="center"/>
           </w:tcPr>
-          <w:p/>
+          <w:p>
+            <w:r>
+              <w:rPr>
+                <w:b w:val="0"/>
+              </w:rPr>
+            </w:r>
+          </w:p>
         </w:tc>
         <w:tc>
           <w:tcPr>
-            <w:tcW w:type="dxa" w:w="1776"/>
+            <w:tcW w:w="2352" w:type="dxa"/>
+            <w:vAlign w:val="center"/>
           </w:tcPr>
-          <w:p/>
+          <w:p>
+            <w:r>
+              <w:rPr>
+                <w:b w:val="0"/>
+              </w:rPr>
+            </w:r>
+          </w:p>
         </w:tc>
         <w:tc>
           <w:tcPr>
-            <w:tcW w:type="dxa" w:w="1776"/>
+            <w:tcW w:w="2352" w:type="dxa"/>
+            <w:vAlign w:val="center"/>
           </w:tcPr>
-          <w:p/>
+          <w:p>
+            <w:r>
+              <w:rPr>
+                <w:b w:val="0"/>
+              </w:rPr>
+            </w:r>
+          </w:p>
         </w:tc>
         <w:tc>
           <w:tcPr>
-            <w:tcW w:type="dxa" w:w="1776"/>
+            <w:tcW w:w="2352" w:type="dxa"/>
+            <w:vAlign w:val="center"/>
           </w:tcPr>
-          <w:p/>
+          <w:p>
+            <w:r>
+              <w:rPr>
+                <w:b w:val="0"/>
+              </w:rPr>
+            </w:r>
+          </w:p>
         </w:tc>
       </w:tr>
       <w:tr>
+        <w:trPr>
+          <w:trHeight w:val="490"/>
+        </w:trPr>
         <w:tc>
           <w:tcPr>
-            <w:tcW w:type="dxa" w:w="1776"/>
+            <w:tcW w:w="2352" w:type="dxa"/>
+            <w:shd w:val="clear" w:color="auto" w:fill="EAF2F7"/>
+            <w:vAlign w:val="center"/>
           </w:tcPr>
           <w:p>
             <w:r>
+              <w:rPr>
+                <w:b w:val="0"/>
+              </w:rPr>
               <w:t>Open</w:t>
             </w:r>
           </w:p>
         </w:tc>
         <w:tc>
           <w:tcPr>
-            <w:tcW w:type="dxa" w:w="1776"/>
+            <w:tcW w:w="2352" w:type="dxa"/>
+            <w:shd w:val="clear" w:color="auto" w:fill="EAF2F7"/>
+            <w:vAlign w:val="center"/>
           </w:tcPr>
-          <w:p/>
+          <w:p>
+            <w:r>
+              <w:rPr>
+                <w:b w:val="0"/>
+              </w:rPr>
+            </w:r>
+          </w:p>
         </w:tc>
         <w:tc>
           <w:tcPr>
-            <w:tcW w:type="dxa" w:w="1776"/>
+            <w:tcW w:w="2352" w:type="dxa"/>
+            <w:shd w:val="clear" w:color="auto" w:fill="EAF2F7"/>
+            <w:vAlign w:val="center"/>
           </w:tcPr>
-          <w:p/>
+          <w:p>
+            <w:r>
+              <w:rPr>
+                <w:b w:val="0"/>
+              </w:rPr>
+            </w:r>
+          </w:p>
         </w:tc>
         <w:tc>
           <w:tcPr>
-            <w:tcW w:type="dxa" w:w="1776"/>
+            <w:tcW w:w="2352" w:type="dxa"/>
+            <w:shd w:val="clear" w:color="auto" w:fill="EAF2F7"/>
+            <w:vAlign w:val="center"/>
           </w:tcPr>
-          <w:p/>
+          <w:p>
+            <w:r>
+              <w:rPr>
+                <w:b w:val="0"/>
+              </w:rPr>
+            </w:r>
+          </w:p>
         </w:tc>
         <w:tc>
           <w:tcPr>
-            <w:tcW w:type="dxa" w:w="1776"/>
+            <w:tcW w:w="2352" w:type="dxa"/>
+            <w:shd w:val="clear" w:color="auto" w:fill="EAF2F7"/>
+            <w:vAlign w:val="center"/>
           </w:tcPr>
-          <w:p/>
+          <w:p>
+            <w:r>
+              <w:rPr>
+                <w:b w:val="0"/>
+              </w:rPr>
+            </w:r>
+          </w:p>
         </w:tc>
         <w:tc>
           <w:tcPr>
-            <w:tcW w:type="dxa" w:w="1776"/>
+            <w:tcW w:w="2352" w:type="dxa"/>
+            <w:shd w:val="clear" w:color="auto" w:fill="EAF2F7"/>
+            <w:vAlign w:val="center"/>
           </w:tcPr>
-          <w:p/>
+          <w:p>
+            <w:r>
+              <w:rPr>
+                <w:b w:val="0"/>
+              </w:rPr>
+            </w:r>
+          </w:p>
         </w:tc>
       </w:tr>
       <w:tr>
+        <w:trPr>
+          <w:trHeight w:val="490"/>
+        </w:trPr>
         <w:tc>
           <w:tcPr>
-            <w:tcW w:type="dxa" w:w="1776"/>
+            <w:tcW w:w="2352" w:type="dxa"/>
+            <w:vAlign w:val="center"/>
           </w:tcPr>
           <w:p>
             <w:r>
+              <w:rPr>
+                <w:b w:val="0"/>
+              </w:rPr>
               <w:t>Short</w:t>
             </w:r>
           </w:p>
         </w:tc>
         <w:tc>
           <w:tcPr>
-            <w:tcW w:type="dxa" w:w="1776"/>
+            <w:tcW w:w="2352" w:type="dxa"/>
+            <w:vAlign w:val="center"/>
           </w:tcPr>
-          <w:p/>
+          <w:p>
+            <w:r>
+              <w:rPr>
+                <w:b w:val="0"/>
+              </w:rPr>
+            </w:r>
+          </w:p>
         </w:tc>
         <w:tc>
           <w:tcPr>
-            <w:tcW w:type="dxa" w:w="1776"/>
+            <w:tcW w:w="2352" w:type="dxa"/>
+            <w:vAlign w:val="center"/>
           </w:tcPr>
-          <w:p/>
+          <w:p>
+            <w:r>
+              <w:rPr>
+                <w:b w:val="0"/>
+              </w:rPr>
+            </w:r>
+          </w:p>
         </w:tc>
         <w:tc>
           <w:tcPr>
-            <w:tcW w:type="dxa" w:w="1776"/>
+            <w:tcW w:w="2352" w:type="dxa"/>
+            <w:vAlign w:val="center"/>
           </w:tcPr>
-          <w:p/>
+          <w:p>
+            <w:r>
+              <w:rPr>
+                <w:b w:val="0"/>
+              </w:rPr>
+            </w:r>
+          </w:p>
         </w:tc>
         <w:tc>
           <w:tcPr>
-            <w:tcW w:type="dxa" w:w="1776"/>
+            <w:tcW w:w="2352" w:type="dxa"/>
+            <w:vAlign w:val="center"/>
           </w:tcPr>
-          <w:p/>
+          <w:p>
+            <w:r>
+              <w:rPr>
+                <w:b w:val="0"/>
+              </w:rPr>
+            </w:r>
+          </w:p>
         </w:tc>
         <w:tc>
           <w:tcPr>
-            <w:tcW w:type="dxa" w:w="1776"/>
+            <w:tcW w:w="2352" w:type="dxa"/>
+            <w:vAlign w:val="center"/>
           </w:tcPr>
-          <w:p/>
+          <w:p>
+            <w:r>
+              <w:rPr>
+                <w:b w:val="0"/>
+              </w:rPr>
+            </w:r>
+          </w:p>
         </w:tc>
       </w:tr>
       <w:tr>
+        <w:trPr>
+          <w:trHeight w:val="490"/>
+        </w:trPr>
         <w:tc>
           <w:tcPr>
-            <w:tcW w:type="dxa" w:w="1776"/>
+            <w:tcW w:w="2352" w:type="dxa"/>
+            <w:vAlign w:val="center"/>
           </w:tcPr>
           <w:p>
             <w:r>
+              <w:rPr>
+                <w:b w:val="0"/>
+              </w:rPr>
               <w:t>Matched</w:t>
             </w:r>
           </w:p>
         </w:tc>
         <w:tc>
           <w:tcPr>
-            <w:tcW w:type="dxa" w:w="1776"/>
-          </w:tcPr>
-          <w:p/>
-        </w:tc>
-        <w:tc>
-          <w:tcPr>
-            <w:tcW w:type="dxa" w:w="1776"/>
-          </w:tcPr>
-          <w:p/>
-        </w:tc>
-        <w:tc>
-          <w:tcPr>
-            <w:tcW w:type="dxa" w:w="1776"/>
-          </w:tcPr>
-          <w:p/>
-        </w:tc>
-        <w:tc>
-          <w:tcPr>
-            <w:tcW w:type="dxa" w:w="1776"/>
-          </w:tcPr>
-          <w:p/>
-        </w:tc>
-        <w:tc>
-          <w:tcPr>
-            <w:tcW w:type="dxa" w:w="1776"/>
-          </w:tcPr>
-          <w:p/>
-        </w:tc>
-      </w:tr>
-      <w:tr>
-        <w:tc>
-          <w:tcPr>
-            <w:tcW w:type="dxa" w:w="1776"/>
+            <w:tcW w:w="2352" w:type="dxa"/>
+            <w:vAlign w:val="center"/>
           </w:tcPr>
           <w:p>
             <w:r>
-              <w:t>Mismatch</w:t>
+              <w:rPr>
+                <w:b w:val="0"/>
+              </w:rPr>
             </w:r>
           </w:p>
         </w:tc>
         <w:tc>
           <w:tcPr>
-            <w:tcW w:type="dxa" w:w="1776"/>
+            <w:tcW w:w="2352" w:type="dxa"/>
+            <w:vAlign w:val="center"/>
           </w:tcPr>
-          <w:p/>
+          <w:p>
+            <w:r>
+              <w:rPr>
+                <w:b w:val="0"/>
+              </w:rPr>
+            </w:r>
+          </w:p>
         </w:tc>
         <w:tc>
           <w:tcPr>
-            <w:tcW w:type="dxa" w:w="1776"/>
+            <w:tcW w:w="2352" w:type="dxa"/>
+            <w:vAlign w:val="center"/>
           </w:tcPr>
-          <w:p/>
+          <w:p>
+            <w:r>
+              <w:rPr>
+                <w:b w:val="0"/>
+              </w:rPr>
+            </w:r>
+          </w:p>
         </w:tc>
         <w:tc>
           <w:tcPr>
-            <w:tcW w:type="dxa" w:w="1776"/>
+            <w:tcW w:w="2352" w:type="dxa"/>
+            <w:vAlign w:val="center"/>
           </w:tcPr>
-          <w:p/>
+          <w:p>
+            <w:r>
+              <w:rPr>
+                <w:b w:val="0"/>
+              </w:rPr>
+            </w:r>
+          </w:p>
         </w:tc>
         <w:tc>
           <w:tcPr>
-            <w:tcW w:type="dxa" w:w="1776"/>
+            <w:tcW w:w="2352" w:type="dxa"/>
+            <w:vAlign w:val="center"/>
           </w:tcPr>
-          <w:p/>
-        </w:tc>
-        <w:tc>
-          <w:tcPr>
-            <w:tcW w:type="dxa" w:w="1776"/>
-          </w:tcPr>
-          <w:p/>
+          <w:p>
+            <w:r>
+              <w:rPr>
+                <w:b w:val="0"/>
+              </w:rPr>
+            </w:r>
+          </w:p>
         </w:tc>
       </w:tr>
     </w:tbl>
     <w:p>
+      <w:pPr>
+        <w:spacing w:after="200"/>
+        <w:rPr>
+          <w:i/>
+          <w:iCs/>
+        </w:rPr>
+      </w:pPr>
       <w:r>
+        <w:rPr>
+          <w:i/>
+          <w:iCs/>
+        </w:rPr>
         <w:t>Relate sign to reflection coefficient.</w:t>
       </w:r>
     </w:p>
     <w:p>
       <w:r>
-        <w:t>________________________________________________________________________________</w:t>
+        <w:br/>
       </w:r>
     </w:p>
     <w:p>
@@ -338,218 +537,325 @@
       <w:r>
         <w:t>Table 2 - Distance Calculation (20)</w:t>
       </w:r>
+      <w:r>
+        <w:t xml:space="preserve"/>
+      </w:r>
     </w:p>
     <w:tbl>
       <w:tblPr>
         <w:tblStyle w:val="TableGrid"/>
-        <w:tblW w:type="auto" w:w="0"/>
-        <w:tblLook w:firstColumn="1" w:firstRow="1" w:lastColumn="0" w:lastRow="0" w:noHBand="0" w:noVBand="1" w:val="04A0"/>
+        <w:tblW w:w="0" w:type="auto"/>
+        <w:tblLook w:val="04A0" w:firstRow="1" w:lastRow="0" w:firstColumn="1" w:lastColumn="0" w:noHBand="0" w:noVBand="1"/>
       </w:tblPr>
       <w:tblGrid>
-        <w:gridCol w:w="1776"/>
-        <w:gridCol w:w="1776"/>
-        <w:gridCol w:w="1776"/>
-        <w:gridCol w:w="1776"/>
-        <w:gridCol w:w="1776"/>
-        <w:gridCol w:w="1776"/>
+        <w:gridCol w:w="1874"/>
+        <w:gridCol w:w="1692"/>
+        <w:gridCol w:w="1816"/>
+        <w:gridCol w:w="1816"/>
+        <w:gridCol w:w="1834"/>
+        <w:gridCol w:w="1840"/>
       </w:tblGrid>
       <w:tr>
+        <w:trPr>
+          <w:trHeight w:val="432"/>
+          <w:tblHeader/>
+        </w:trPr>
         <w:tc>
           <w:tcPr>
-            <w:tcW w:type="dxa" w:w="1776"/>
+            <w:tcW w:w="2352" w:type="dxa"/>
+            <w:shd w:val="clear" w:color="auto" w:fill="17324D"/>
+            <w:vAlign w:val="center"/>
           </w:tcPr>
           <w:p>
             <w:r>
+              <w:rPr>
+                <w:b/>
+                <w:color w:val="FFFFFF"/>
+              </w:rPr>
               <w:t>Feature</w:t>
             </w:r>
           </w:p>
         </w:tc>
         <w:tc>
           <w:tcPr>
-            <w:tcW w:type="dxa" w:w="1776"/>
+            <w:tcW w:w="2352" w:type="dxa"/>
+            <w:shd w:val="clear" w:color="auto" w:fill="17324D"/>
+            <w:vAlign w:val="center"/>
           </w:tcPr>
           <w:p>
             <w:r>
+              <w:rPr>
+                <w:b/>
+                <w:color w:val="FFFFFF"/>
+              </w:rPr>
               <w:t>Time</w:t>
             </w:r>
           </w:p>
         </w:tc>
         <w:tc>
           <w:tcPr>
-            <w:tcW w:type="dxa" w:w="1776"/>
+            <w:tcW w:w="2352" w:type="dxa"/>
+            <w:shd w:val="clear" w:color="auto" w:fill="17324D"/>
+            <w:vAlign w:val="center"/>
           </w:tcPr>
           <w:p>
             <w:r>
-              <w:t>Velocity factor</w:t>
+              <w:rPr>
+                <w:b/>
+                <w:color w:val="FFFFFF"/>
+              </w:rPr>
+              <w:t>Velocity</w:t>
             </w:r>
           </w:p>
         </w:tc>
         <w:tc>
           <w:tcPr>
-            <w:tcW w:type="dxa" w:w="1776"/>
+            <w:tcW w:w="2352" w:type="dxa"/>
+            <w:shd w:val="clear" w:color="auto" w:fill="17324D"/>
+            <w:vAlign w:val="center"/>
           </w:tcPr>
           <w:p>
             <w:r>
+              <w:rPr>
+                <w:b/>
+                <w:color w:val="FFFFFF"/>
+              </w:rPr>
               <w:t>Calculated distance</w:t>
             </w:r>
           </w:p>
         </w:tc>
         <w:tc>
           <w:tcPr>
-            <w:tcW w:type="dxa" w:w="1776"/>
+            <w:tcW w:w="2352" w:type="dxa"/>
+            <w:shd w:val="clear" w:color="auto" w:fill="17324D"/>
+            <w:vAlign w:val="center"/>
           </w:tcPr>
           <w:p>
             <w:r>
+              <w:rPr>
+                <w:b/>
+                <w:color w:val="FFFFFF"/>
+              </w:rPr>
               <w:t>Reference</w:t>
             </w:r>
           </w:p>
         </w:tc>
         <w:tc>
           <w:tcPr>
-            <w:tcW w:type="dxa" w:w="1776"/>
+            <w:tcW w:w="2352" w:type="dxa"/>
+            <w:shd w:val="clear" w:color="auto" w:fill="17324D"/>
+            <w:vAlign w:val="center"/>
           </w:tcPr>
           <w:p>
             <w:r>
-              <w:t>Error/uncertainty</w:t>
+              <w:rPr>
+                <w:b/>
+                <w:color w:val="FFFFFF"/>
+              </w:rPr>
+              <w:t>Uncertainty</w:t>
             </w:r>
           </w:p>
         </w:tc>
       </w:tr>
       <w:tr>
+        <w:trPr>
+          <w:trHeight w:val="490"/>
+        </w:trPr>
         <w:tc>
           <w:tcPr>
-            <w:tcW w:type="dxa" w:w="1776"/>
+            <w:tcW w:w="2352" w:type="dxa"/>
+            <w:vAlign w:val="center"/>
           </w:tcPr>
           <w:p>
             <w:r>
-              <w:t>Cable end</w:t>
+              <w:rPr>
+                <w:b w:val="0"/>
+              </w:rPr>
+              <w:t>Assigned event</w:t>
             </w:r>
           </w:p>
         </w:tc>
         <w:tc>
           <w:tcPr>
-            <w:tcW w:type="dxa" w:w="1776"/>
-          </w:tcPr>
-          <w:p/>
-        </w:tc>
-        <w:tc>
-          <w:tcPr>
-            <w:tcW w:type="dxa" w:w="1776"/>
-          </w:tcPr>
-          <w:p/>
-        </w:tc>
-        <w:tc>
-          <w:tcPr>
-            <w:tcW w:type="dxa" w:w="1776"/>
-          </w:tcPr>
-          <w:p/>
-        </w:tc>
-        <w:tc>
-          <w:tcPr>
-            <w:tcW w:type="dxa" w:w="1776"/>
-          </w:tcPr>
-          <w:p/>
-        </w:tc>
-        <w:tc>
-          <w:tcPr>
-            <w:tcW w:type="dxa" w:w="1776"/>
-          </w:tcPr>
-          <w:p/>
-        </w:tc>
-      </w:tr>
-      <w:tr>
-        <w:tc>
-          <w:tcPr>
-            <w:tcW w:type="dxa" w:w="1776"/>
+            <w:tcW w:w="2352" w:type="dxa"/>
+            <w:vAlign w:val="center"/>
           </w:tcPr>
           <w:p>
             <w:r>
-              <w:t>Known event</w:t>
+              <w:rPr>
+                <w:b w:val="0"/>
+              </w:rPr>
             </w:r>
           </w:p>
         </w:tc>
         <w:tc>
           <w:tcPr>
-            <w:tcW w:type="dxa" w:w="1776"/>
-          </w:tcPr>
-          <w:p/>
-        </w:tc>
-        <w:tc>
-          <w:tcPr>
-            <w:tcW w:type="dxa" w:w="1776"/>
-          </w:tcPr>
-          <w:p/>
-        </w:tc>
-        <w:tc>
-          <w:tcPr>
-            <w:tcW w:type="dxa" w:w="1776"/>
-          </w:tcPr>
-          <w:p/>
-        </w:tc>
-        <w:tc>
-          <w:tcPr>
-            <w:tcW w:type="dxa" w:w="1776"/>
-          </w:tcPr>
-          <w:p/>
-        </w:tc>
-        <w:tc>
-          <w:tcPr>
-            <w:tcW w:type="dxa" w:w="1776"/>
-          </w:tcPr>
-          <w:p/>
-        </w:tc>
-      </w:tr>
-      <w:tr>
-        <w:tc>
-          <w:tcPr>
-            <w:tcW w:type="dxa" w:w="1776"/>
+            <w:tcW w:w="2352" w:type="dxa"/>
+            <w:vAlign w:val="center"/>
           </w:tcPr>
           <w:p>
             <w:r>
-              <w:t>Unknown event</w:t>
+              <w:rPr>
+                <w:b w:val="0"/>
+              </w:rPr>
             </w:r>
           </w:p>
         </w:tc>
         <w:tc>
           <w:tcPr>
-            <w:tcW w:type="dxa" w:w="1776"/>
+            <w:tcW w:w="2352" w:type="dxa"/>
+            <w:vAlign w:val="center"/>
           </w:tcPr>
-          <w:p/>
+          <w:p>
+            <w:r>
+              <w:rPr>
+                <w:b w:val="0"/>
+              </w:rPr>
+            </w:r>
+          </w:p>
         </w:tc>
         <w:tc>
           <w:tcPr>
-            <w:tcW w:type="dxa" w:w="1776"/>
+            <w:tcW w:w="2352" w:type="dxa"/>
+            <w:vAlign w:val="center"/>
           </w:tcPr>
-          <w:p/>
+          <w:p>
+            <w:r>
+              <w:rPr>
+                <w:b w:val="0"/>
+              </w:rPr>
+            </w:r>
+          </w:p>
         </w:tc>
         <w:tc>
           <w:tcPr>
-            <w:tcW w:type="dxa" w:w="1776"/>
+            <w:tcW w:w="2352" w:type="dxa"/>
+            <w:vAlign w:val="center"/>
           </w:tcPr>
-          <w:p/>
+          <w:p>
+            <w:r>
+              <w:rPr>
+                <w:b w:val="0"/>
+              </w:rPr>
+            </w:r>
+          </w:p>
+        </w:tc>
+      </w:tr>
+      <w:tr>
+        <w:trPr>
+          <w:trHeight w:val="490"/>
+        </w:trPr>
+        <w:tc>
+          <w:tcPr>
+            <w:tcW w:w="2352" w:type="dxa"/>
+            <w:shd w:val="clear" w:color="auto" w:fill="EAF2F7"/>
+            <w:vAlign w:val="center"/>
+          </w:tcPr>
+          <w:p>
+            <w:r>
+              <w:rPr>
+                <w:b w:val="0"/>
+              </w:rPr>
+              <w:t>Checked reference</w:t>
+            </w:r>
+          </w:p>
         </w:tc>
         <w:tc>
           <w:tcPr>
-            <w:tcW w:type="dxa" w:w="1776"/>
+            <w:tcW w:w="2352" w:type="dxa"/>
+            <w:shd w:val="clear" w:color="auto" w:fill="EAF2F7"/>
+            <w:vAlign w:val="center"/>
           </w:tcPr>
-          <w:p/>
+          <w:p>
+            <w:r>
+              <w:rPr>
+                <w:b w:val="0"/>
+              </w:rPr>
+            </w:r>
+          </w:p>
         </w:tc>
         <w:tc>
           <w:tcPr>
-            <w:tcW w:type="dxa" w:w="1776"/>
+            <w:tcW w:w="2352" w:type="dxa"/>
+            <w:shd w:val="clear" w:color="auto" w:fill="EAF2F7"/>
+            <w:vAlign w:val="center"/>
           </w:tcPr>
-          <w:p/>
+          <w:p>
+            <w:r>
+              <w:rPr>
+                <w:b w:val="0"/>
+              </w:rPr>
+            </w:r>
+          </w:p>
+        </w:tc>
+        <w:tc>
+          <w:tcPr>
+            <w:tcW w:w="2352" w:type="dxa"/>
+            <w:shd w:val="clear" w:color="auto" w:fill="EAF2F7"/>
+            <w:vAlign w:val="center"/>
+          </w:tcPr>
+          <w:p>
+            <w:r>
+              <w:rPr>
+                <w:b w:val="0"/>
+              </w:rPr>
+            </w:r>
+          </w:p>
+        </w:tc>
+        <w:tc>
+          <w:tcPr>
+            <w:tcW w:w="2352" w:type="dxa"/>
+            <w:shd w:val="clear" w:color="auto" w:fill="EAF2F7"/>
+            <w:vAlign w:val="center"/>
+          </w:tcPr>
+          <w:p>
+            <w:r>
+              <w:rPr>
+                <w:b w:val="0"/>
+              </w:rPr>
+            </w:r>
+          </w:p>
+        </w:tc>
+        <w:tc>
+          <w:tcPr>
+            <w:tcW w:w="2352" w:type="dxa"/>
+            <w:shd w:val="clear" w:color="auto" w:fill="EAF2F7"/>
+            <w:vAlign w:val="center"/>
+          </w:tcPr>
+          <w:p>
+            <w:r>
+              <w:rPr>
+                <w:b w:val="0"/>
+              </w:rPr>
+            </w:r>
+          </w:p>
         </w:tc>
       </w:tr>
     </w:tbl>
     <w:p>
+      <w:pPr>
+        <w:spacing w:after="200"/>
+        <w:rPr>
+          <w:i/>
+          <w:iCs/>
+        </w:rPr>
+      </w:pPr>
       <w:r>
+        <w:rPr>
+          <w:i/>
+          <w:iCs/>
+        </w:rPr>
         <w:t>Show one round-trip calculation.</w:t>
       </w:r>
     </w:p>
     <w:p>
       <w:r>
-        <w:t>________________________________________________________________________________</w:t>
+        <w:br/>
+      </w:r>
+    </w:p>
+    <w:p>
+      <w:r>
+        <w:br w:type="page"/>
       </w:r>
     </w:p>
     <w:p>
@@ -557,220 +863,327 @@
         <w:pStyle w:val="Heading1"/>
       </w:pPr>
       <w:r>
-        <w:t>Table 3 - Unknown Diagnosis (25)</w:t>
+        <w:t>Table 3 - Unknown Diagnosis (30)</w:t>
+      </w:r>
+      <w:r>
+        <w:t xml:space="preserve"/>
       </w:r>
     </w:p>
     <w:tbl>
       <w:tblPr>
         <w:tblStyle w:val="TableGrid"/>
-        <w:tblW w:type="auto" w:w="0"/>
-        <w:tblLook w:firstColumn="1" w:firstRow="1" w:lastColumn="0" w:lastRow="0" w:noHBand="0" w:noVBand="1" w:val="04A0"/>
+        <w:tblW w:w="0" w:type="auto"/>
+        <w:tblLook w:val="04A0" w:firstRow="1" w:lastRow="0" w:firstColumn="1" w:lastColumn="0" w:noHBand="0" w:noVBand="1"/>
       </w:tblPr>
       <w:tblGrid>
-        <w:gridCol w:w="1776"/>
-        <w:gridCol w:w="1776"/>
-        <w:gridCol w:w="1776"/>
-        <w:gridCol w:w="1776"/>
-        <w:gridCol w:w="1776"/>
-        <w:gridCol w:w="1776"/>
+        <w:gridCol w:w="1874"/>
+        <w:gridCol w:w="1692"/>
+        <w:gridCol w:w="1816"/>
+        <w:gridCol w:w="1816"/>
+        <w:gridCol w:w="1834"/>
+        <w:gridCol w:w="1840"/>
       </w:tblGrid>
       <w:tr>
+        <w:trPr>
+          <w:trHeight w:val="432"/>
+          <w:tblHeader/>
+        </w:trPr>
         <w:tc>
           <w:tcPr>
-            <w:tcW w:type="dxa" w:w="1776"/>
+            <w:tcW w:w="2352" w:type="dxa"/>
+            <w:shd w:val="clear" w:color="auto" w:fill="17324D"/>
+            <w:vAlign w:val="center"/>
           </w:tcPr>
           <w:p>
             <w:r>
+              <w:rPr>
+                <w:b/>
+                <w:color w:val="FFFFFF"/>
+              </w:rPr>
               <w:t>Unknown</w:t>
             </w:r>
           </w:p>
         </w:tc>
         <w:tc>
           <w:tcPr>
-            <w:tcW w:type="dxa" w:w="1776"/>
+            <w:tcW w:w="2352" w:type="dxa"/>
+            <w:shd w:val="clear" w:color="auto" w:fill="17324D"/>
+            <w:vAlign w:val="center"/>
           </w:tcPr>
           <w:p>
             <w:r>
+              <w:rPr>
+                <w:b/>
+                <w:color w:val="FFFFFF"/>
+              </w:rPr>
               <w:t>Continuity</w:t>
             </w:r>
           </w:p>
         </w:tc>
         <w:tc>
           <w:tcPr>
-            <w:tcW w:type="dxa" w:w="1776"/>
+            <w:tcW w:w="2352" w:type="dxa"/>
+            <w:shd w:val="clear" w:color="auto" w:fill="17324D"/>
+            <w:vAlign w:val="center"/>
           </w:tcPr>
           <w:p>
             <w:r>
+              <w:rPr>
+                <w:b/>
+                <w:color w:val="FFFFFF"/>
+              </w:rPr>
               <w:t>Trace feature</w:t>
             </w:r>
           </w:p>
         </w:tc>
         <w:tc>
           <w:tcPr>
-            <w:tcW w:type="dxa" w:w="1776"/>
+            <w:tcW w:w="2352" w:type="dxa"/>
+            <w:shd w:val="clear" w:color="auto" w:fill="17324D"/>
+            <w:vAlign w:val="center"/>
           </w:tcPr>
           <w:p>
             <w:r>
+              <w:rPr>
+                <w:b/>
+                <w:color w:val="FFFFFF"/>
+              </w:rPr>
               <w:t>Closest reference</w:t>
             </w:r>
           </w:p>
         </w:tc>
         <w:tc>
           <w:tcPr>
-            <w:tcW w:type="dxa" w:w="1776"/>
+            <w:tcW w:w="2352" w:type="dxa"/>
+            <w:shd w:val="clear" w:color="auto" w:fill="17324D"/>
+            <w:vAlign w:val="center"/>
           </w:tcPr>
           <w:p>
             <w:r>
+              <w:rPr>
+                <w:b/>
+                <w:color w:val="FFFFFF"/>
+              </w:rPr>
               <w:t>Diagnosis</w:t>
             </w:r>
           </w:p>
         </w:tc>
         <w:tc>
           <w:tcPr>
-            <w:tcW w:type="dxa" w:w="1776"/>
+            <w:tcW w:w="2352" w:type="dxa"/>
+            <w:shd w:val="clear" w:color="auto" w:fill="17324D"/>
+            <w:vAlign w:val="center"/>
           </w:tcPr>
           <w:p>
             <w:r>
-              <w:t>Alternate/next test</w:t>
+              <w:rPr>
+                <w:b/>
+                <w:color w:val="FFFFFF"/>
+              </w:rPr>
+              <w:t>Alternative/next test</w:t>
             </w:r>
           </w:p>
         </w:tc>
       </w:tr>
       <w:tr>
+        <w:trPr>
+          <w:trHeight w:val="490"/>
+        </w:trPr>
         <w:tc>
           <w:tcPr>
-            <w:tcW w:type="dxa" w:w="1776"/>
+            <w:tcW w:w="2352" w:type="dxa"/>
+            <w:vAlign w:val="center"/>
           </w:tcPr>
           <w:p>
             <w:r>
+              <w:rPr>
+                <w:b w:val="0"/>
+              </w:rPr>
               <w:t>Initial</w:t>
             </w:r>
           </w:p>
         </w:tc>
         <w:tc>
           <w:tcPr>
-            <w:tcW w:type="dxa" w:w="1776"/>
+            <w:tcW w:w="2352" w:type="dxa"/>
+            <w:vAlign w:val="center"/>
           </w:tcPr>
-          <w:p/>
+          <w:p>
+            <w:r>
+              <w:rPr>
+                <w:b w:val="0"/>
+              </w:rPr>
+            </w:r>
+          </w:p>
         </w:tc>
         <w:tc>
           <w:tcPr>
-            <w:tcW w:type="dxa" w:w="1776"/>
+            <w:tcW w:w="2352" w:type="dxa"/>
+            <w:vAlign w:val="center"/>
           </w:tcPr>
-          <w:p/>
+          <w:p>
+            <w:r>
+              <w:rPr>
+                <w:b w:val="0"/>
+              </w:rPr>
+            </w:r>
+          </w:p>
         </w:tc>
         <w:tc>
           <w:tcPr>
-            <w:tcW w:type="dxa" w:w="1776"/>
+            <w:tcW w:w="2352" w:type="dxa"/>
+            <w:vAlign w:val="center"/>
           </w:tcPr>
-          <w:p/>
+          <w:p>
+            <w:r>
+              <w:rPr>
+                <w:b w:val="0"/>
+              </w:rPr>
+            </w:r>
+          </w:p>
         </w:tc>
         <w:tc>
           <w:tcPr>
-            <w:tcW w:type="dxa" w:w="1776"/>
+            <w:tcW w:w="2352" w:type="dxa"/>
+            <w:vAlign w:val="center"/>
           </w:tcPr>
-          <w:p/>
+          <w:p>
+            <w:r>
+              <w:rPr>
+                <w:b w:val="0"/>
+              </w:rPr>
+            </w:r>
+          </w:p>
         </w:tc>
         <w:tc>
           <w:tcPr>
-            <w:tcW w:type="dxa" w:w="1776"/>
+            <w:tcW w:w="2352" w:type="dxa"/>
+            <w:vAlign w:val="center"/>
           </w:tcPr>
-          <w:p/>
+          <w:p>
+            <w:r>
+              <w:rPr>
+                <w:b w:val="0"/>
+              </w:rPr>
+            </w:r>
+          </w:p>
         </w:tc>
       </w:tr>
       <w:tr>
+        <w:trPr>
+          <w:trHeight w:val="490"/>
+        </w:trPr>
         <w:tc>
           <w:tcPr>
-            <w:tcW w:type="dxa" w:w="1776"/>
+            <w:tcW w:w="2352" w:type="dxa"/>
+            <w:shd w:val="clear" w:color="auto" w:fill="EAF2F7"/>
+            <w:vAlign w:val="center"/>
           </w:tcPr>
           <w:p>
             <w:r>
+              <w:rPr>
+                <w:b w:val="0"/>
+              </w:rPr>
               <w:t>Repeat</w:t>
             </w:r>
           </w:p>
         </w:tc>
         <w:tc>
           <w:tcPr>
-            <w:tcW w:type="dxa" w:w="1776"/>
-          </w:tcPr>
-          <w:p/>
-        </w:tc>
-        <w:tc>
-          <w:tcPr>
-            <w:tcW w:type="dxa" w:w="1776"/>
-          </w:tcPr>
-          <w:p/>
-        </w:tc>
-        <w:tc>
-          <w:tcPr>
-            <w:tcW w:type="dxa" w:w="1776"/>
-          </w:tcPr>
-          <w:p/>
-        </w:tc>
-        <w:tc>
-          <w:tcPr>
-            <w:tcW w:type="dxa" w:w="1776"/>
-          </w:tcPr>
-          <w:p/>
-        </w:tc>
-        <w:tc>
-          <w:tcPr>
-            <w:tcW w:type="dxa" w:w="1776"/>
-          </w:tcPr>
-          <w:p/>
-        </w:tc>
-      </w:tr>
-      <w:tr>
-        <w:tc>
-          <w:tcPr>
-            <w:tcW w:type="dxa" w:w="1776"/>
+            <w:tcW w:w="2352" w:type="dxa"/>
+            <w:shd w:val="clear" w:color="auto" w:fill="EAF2F7"/>
+            <w:vAlign w:val="center"/>
           </w:tcPr>
           <w:p>
             <w:r>
-              <w:t>Comparison</w:t>
+              <w:rPr>
+                <w:b w:val="0"/>
+              </w:rPr>
             </w:r>
           </w:p>
         </w:tc>
         <w:tc>
           <w:tcPr>
-            <w:tcW w:type="dxa" w:w="1776"/>
+            <w:tcW w:w="2352" w:type="dxa"/>
+            <w:shd w:val="clear" w:color="auto" w:fill="EAF2F7"/>
+            <w:vAlign w:val="center"/>
           </w:tcPr>
-          <w:p/>
+          <w:p>
+            <w:r>
+              <w:rPr>
+                <w:b w:val="0"/>
+              </w:rPr>
+            </w:r>
+          </w:p>
         </w:tc>
         <w:tc>
           <w:tcPr>
-            <w:tcW w:type="dxa" w:w="1776"/>
+            <w:tcW w:w="2352" w:type="dxa"/>
+            <w:shd w:val="clear" w:color="auto" w:fill="EAF2F7"/>
+            <w:vAlign w:val="center"/>
           </w:tcPr>
-          <w:p/>
+          <w:p>
+            <w:r>
+              <w:rPr>
+                <w:b w:val="0"/>
+              </w:rPr>
+            </w:r>
+          </w:p>
         </w:tc>
         <w:tc>
           <w:tcPr>
-            <w:tcW w:type="dxa" w:w="1776"/>
+            <w:tcW w:w="2352" w:type="dxa"/>
+            <w:shd w:val="clear" w:color="auto" w:fill="EAF2F7"/>
+            <w:vAlign w:val="center"/>
           </w:tcPr>
-          <w:p/>
+          <w:p>
+            <w:r>
+              <w:rPr>
+                <w:b w:val="0"/>
+              </w:rPr>
+            </w:r>
+          </w:p>
         </w:tc>
         <w:tc>
           <w:tcPr>
-            <w:tcW w:type="dxa" w:w="1776"/>
+            <w:tcW w:w="2352" w:type="dxa"/>
+            <w:shd w:val="clear" w:color="auto" w:fill="EAF2F7"/>
+            <w:vAlign w:val="center"/>
           </w:tcPr>
-          <w:p/>
-        </w:tc>
-        <w:tc>
-          <w:tcPr>
-            <w:tcW w:type="dxa" w:w="1776"/>
-          </w:tcPr>
-          <w:p/>
+          <w:p>
+            <w:r>
+              <w:rPr>
+                <w:b w:val="0"/>
+              </w:rPr>
+            </w:r>
+          </w:p>
         </w:tc>
       </w:tr>
     </w:tbl>
     <w:p>
+      <w:pPr>
+        <w:spacing w:after="200"/>
+        <w:rPr>
+          <w:i/>
+          <w:iCs/>
+        </w:rPr>
+      </w:pPr>
       <w:r>
+        <w:rPr>
+          <w:i/>
+          <w:iCs/>
+        </w:rPr>
         <w:t>Use the narrowest supported label.</w:t>
       </w:r>
     </w:p>
     <w:p>
       <w:r>
-        <w:t>________________________________________________________________________________</w:t>
+        <w:br/>
+      </w:r>
+    </w:p>
+    <w:p>
+      <w:r>
+        <w:br w:type="page"/>
       </w:r>
     </w:p>
     <w:p>
@@ -779,6 +1192,14 @@
       </w:pPr>
       <w:r>
         <w:t>Evidence (15)</w:t>
+      </w:r>
+      <w:r>
+        <w:t xml:space="preserve"/>
+      </w:r>
+    </w:p>
+    <w:p>
+      <w:r>
+        <w:t>Insert a readable photo or screenshot for each scenario:</w:t>
       </w:r>
     </w:p>
     <w:p>
@@ -796,6 +1217,10 @@
     </w:p>
     <w:p>
       <w:r>
+        <w:br/>
+        <w:br/>
+        <w:br/>
+        <w:br/>
         <w:br/>
         <w:br/>
         <w:br/>
@@ -819,6 +1244,10 @@
         <w:br/>
         <w:br/>
         <w:br/>
+        <w:br/>
+        <w:br/>
+        <w:br/>
+        <w:br/>
       </w:r>
     </w:p>
     <w:p>
@@ -839,6 +1268,15 @@
         <w:br/>
         <w:br/>
         <w:br/>
+        <w:br/>
+        <w:br/>
+        <w:br/>
+        <w:br/>
+      </w:r>
+    </w:p>
+    <w:p>
+      <w:r>
+        <w:br w:type="page"/>
       </w:r>
     </w:p>
     <w:p>
@@ -848,57 +1286,166 @@
       <w:r>
         <w:t>Conclusion (15)</w:t>
       </w:r>
+      <w:r>
+        <w:t xml:space="preserve"/>
+      </w:r>
     </w:p>
     <w:p>
+      <w:pPr>
+        <w:rPr>
+          <w:i/>
+          <w:iCs/>
+        </w:rPr>
+      </w:pPr>
       <w:r>
-        <w:t>Summarize the lab, then address each prompt:</w:t>
+        <w:rPr>
+          <w:i/>
+          <w:iCs/>
+        </w:rPr>
+        <w:t xml:space="preserve">Give a summary of what you did and learned. In addition, answer these questions:</w:t>
+      </w:r>
+      <w:r>
+        <w:rPr>
+          <w:i/>
+          <w:iCs/>
+        </w:rPr>
+        <w:t/>
+      </w:r>
+      <w:r>
+        <w:rPr>
+          <w:i/>
+          <w:iCs/>
+        </w:rPr>
+        <w:t xml:space="preserve"/>
+      </w:r>
+      <w:r>
+        <w:rPr>
+          <w:i/>
+          <w:iCs/>
+        </w:rPr>
+        <w:t xml:space="preserve"/>
+      </w:r>
+      <w:r>
+        <w:rPr>
+          <w:i/>
+          <w:iCs/>
+        </w:rPr>
+        <w:t/>
+      </w:r>
+      <w:r>
+        <w:rPr>
+          <w:i/>
+          <w:iCs/>
+        </w:rPr>
+        <w:t xml:space="preserve"/>
       </w:r>
     </w:p>
     <w:p>
       <w:pPr>
         <w:pStyle w:val="ListParagraph"/>
+        <w:numPr>
+          <w:ilvl w:val="0"/>
+          <w:numId w:val="10"/>
+        </w:numPr>
+        <w:rPr>
+          <w:i/>
+          <w:iCs/>
+        </w:rPr>
       </w:pPr>
       <w:r>
-        <w:t>How did open, short, and matched traces differ?</w:t>
+        <w:rPr>
+          <w:i/>
+          <w:iCs/>
+        </w:rPr>
+        <w:t xml:space="preserve">How did open, short, and matched traces differ?</w:t>
+      </w:r>
+      <w:r>
+        <w:rPr>
+          <w:i/>
+          <w:iCs/>
+        </w:rPr>
+        <w:t/>
       </w:r>
     </w:p>
     <w:p>
       <w:pPr>
         <w:pStyle w:val="ListParagraph"/>
+        <w:numPr>
+          <w:ilvl w:val="0"/>
+          <w:numId w:val="10"/>
+        </w:numPr>
+        <w:rPr>
+          <w:i/>
+          <w:iCs/>
+        </w:rPr>
       </w:pPr>
       <w:r>
-        <w:t>How close was the distance estimate and what limited it?</w:t>
+        <w:rPr>
+          <w:i/>
+          <w:iCs/>
+        </w:rPr>
+        <w:t xml:space="preserve">How close was the distance estimate and what limited it?</w:t>
+      </w:r>
+      <w:r>
+        <w:rPr>
+          <w:i/>
+          <w:iCs/>
+        </w:rPr>
+        <w:t/>
       </w:r>
     </w:p>
     <w:p>
       <w:pPr>
         <w:pStyle w:val="ListParagraph"/>
+        <w:numPr>
+          <w:ilvl w:val="0"/>
+          <w:numId w:val="10"/>
+        </w:numPr>
+        <w:rPr>
+          <w:i/>
+          <w:iCs/>
+        </w:rPr>
       </w:pPr>
       <w:r>
-        <w:t>What diagnosis is supported for the unknown?</w:t>
+        <w:rPr>
+          <w:i/>
+          <w:iCs/>
+        </w:rPr>
+        <w:t xml:space="preserve">What diagnosis is supported for the unknown?</w:t>
+      </w:r>
+      <w:r>
+        <w:rPr>
+          <w:i/>
+          <w:iCs/>
+        </w:rPr>
+        <w:t/>
       </w:r>
     </w:p>
     <w:p>
       <w:pPr>
         <w:pStyle w:val="ListParagraph"/>
+        <w:numPr>
+          <w:ilvl w:val="0"/>
+          <w:numId w:val="10"/>
+        </w:numPr>
+        <w:rPr>
+          <w:i/>
+          <w:iCs/>
+        </w:rPr>
       </w:pPr>
       <w:r>
-        <w:t>Why does the trace not establish accidental versus deliberate change?</w:t>
+        <w:rPr>
+          <w:i/>
+          <w:iCs/>
+        </w:rPr>
+        <w:t xml:space="preserve">Why does the trace not establish accidental versus deliberate change?</w:t>
       </w:r>
-    </w:p>
-    <w:p>
       <w:r>
-        <w:t>________________________________________________________________________________</w:t>
-      </w:r>
-    </w:p>
-    <w:p>
-      <w:r>
-        <w:t>________________________________________________________________________________</w:t>
-      </w:r>
-    </w:p>
-    <w:p>
-      <w:r>
-        <w:t>________________________________________________________________________________</w:t>
+        <w:rPr>
+          <w:i/>
+          <w:iCs/>
+        </w:rPr>
+        <w:t/>
       </w:r>
     </w:p>
     <w:sectPr>
@@ -1689,7 +2236,7 @@
   <w:style w:type="paragraph" w:default="1" w:styleId="Normal">
     <w:name w:val="Normal"/>
     <w:qFormat/>
-    <w:rsid w:val="0025644F"/>
+    <w:rsid w:val="009D2B7E"/>
     <w:pPr>
       <w:spacing w:after="80"/>
     </w:pPr>
